--- a/docs/PotholePal-tools-and-testing.docx
+++ b/docs/PotholePal-tools-and-testing.docx
@@ -762,7 +762,7 @@
     </w:p>
     <w:p>
       <w:r>
-        <w:t>What we use it for: all stored data. The schema is server/db/schema.sql, which creates five tables.</w:t>
+        <w:t>What we use it for: all stored data. The schema is server/db/schema.sql, which creates six tables.</w:t>
       </w:r>
     </w:p>
     <w:tbl>
@@ -923,6 +923,36 @@
                 <w:sz w:val="20"/>
               </w:rPr>
               <w:t>Messages shown on the resident's notifications screen</w:t>
+            </w:r>
+          </w:p>
+        </w:tc>
+      </w:tr>
+      <w:tr>
+        <w:tc>
+          <w:tcPr>
+            <w:tcW w:type="dxa" w:w="2880"/>
+          </w:tcPr>
+          <w:p>
+            <w:r/>
+            <w:r>
+              <w:rPr>
+                <w:sz w:val="20"/>
+              </w:rPr>
+              <w:t>teams</w:t>
+            </w:r>
+          </w:p>
+        </w:tc>
+        <w:tc>
+          <w:tcPr>
+            <w:tcW w:type="dxa" w:w="6048"/>
+          </w:tcPr>
+          <w:p>
+            <w:r/>
+            <w:r>
+              <w:rPr>
+                <w:sz w:val="20"/>
+              </w:rPr>
+              <w:t>Each field crew's live assignment: available, dispatched, or on site at a report</w:t>
             </w:r>
           </w:p>
         </w:tc>
@@ -1141,7 +1171,7 @@
     </w:p>
     <w:p>
       <w:r>
-        <w:t>What ours covers: server/smoke-test.sh runs 26 checks against the live server at http://localhost:3001. They cover signing in as a resident and as staff, a wrong password, the signed-out 401, the reports list and report ownership, the dashboard counts, submitting a report (status code, reference number, priority score, ownership), the duplicate guard answering 409 with the existing reference, the rule that only staff may change a status, the notification a status change creates, the staff queue order, and attaching a photo as evidence instead of creating a second work item.</w:t>
+        <w:t>What ours covers: server/smoke-test.sh runs 35 checks against the live server at http://localhost:3001. They cover signing in as a resident and as staff, a wrong password, the signed-out 401, the reports list and report ownership, the dashboard counts, submitting a report (status code, reference number, priority score, ownership), the duplicate guard answering 409 with the existing reference, the rule that only staff may change a status, the notification a status change creates, the staff queue order, and attaching a photo as evidence instead of creating a second work item. The team checks cover a team sign-in, a resident being refused the team endpoint, a crew claiming a report as on site, the staff side seeing that claim, the crew advancing the progress, and standing back down to available.</w:t>
       </w:r>
     </w:p>
     <w:p>
@@ -1646,7 +1676,7 @@
               <w:rPr>
                 <w:sz w:val="20"/>
               </w:rPr>
-              <w:t>Staff only</w:t>
+              <w:t>Staff or team</w:t>
             </w:r>
           </w:p>
         </w:tc>
@@ -1866,7 +1896,7 @@
               <w:rPr>
                 <w:sz w:val="20"/>
               </w:rPr>
-              <w:t>Staff only</w:t>
+              <w:t>Staff or team</w:t>
             </w:r>
           </w:p>
         </w:tc>
@@ -1910,7 +1940,7 @@
               <w:rPr>
                 <w:sz w:val="20"/>
               </w:rPr>
-              <w:t>Staff only</w:t>
+              <w:t>Staff or team</w:t>
             </w:r>
           </w:p>
         </w:tc>
@@ -1924,7 +1954,95 @@
               <w:rPr>
                 <w:sz w:val="20"/>
               </w:rPr>
-              <w:t>Dashboard totals plus the heatmap points</w:t>
+              <w:t>Dashboard totals, heatmap points, monthly analytics</w:t>
+            </w:r>
+          </w:p>
+        </w:tc>
+      </w:tr>
+      <w:tr>
+        <w:tc>
+          <w:tcPr>
+            <w:tcW w:type="dxa" w:w="3600"/>
+          </w:tcPr>
+          <w:p>
+            <w:r/>
+            <w:r>
+              <w:rPr>
+                <w:sz w:val="20"/>
+              </w:rPr>
+              <w:t>GET /api/v1/teams</w:t>
+            </w:r>
+          </w:p>
+        </w:tc>
+        <w:tc>
+          <w:tcPr>
+            <w:tcW w:type="dxa" w:w="1440"/>
+          </w:tcPr>
+          <w:p>
+            <w:r/>
+            <w:r>
+              <w:rPr>
+                <w:sz w:val="20"/>
+              </w:rPr>
+              <w:t>Staff or team</w:t>
+            </w:r>
+          </w:p>
+        </w:tc>
+        <w:tc>
+          <w:tcPr>
+            <w:tcW w:type="dxa" w:w="3888"/>
+          </w:tcPr>
+          <w:p>
+            <w:r/>
+            <w:r>
+              <w:rPr>
+                <w:sz w:val="20"/>
+              </w:rPr>
+              <w:t>Every field team with its live status (available, dispatched, on site)</w:t>
+            </w:r>
+          </w:p>
+        </w:tc>
+      </w:tr>
+      <w:tr>
+        <w:tc>
+          <w:tcPr>
+            <w:tcW w:type="dxa" w:w="3600"/>
+          </w:tcPr>
+          <w:p>
+            <w:r/>
+            <w:r>
+              <w:rPr>
+                <w:sz w:val="20"/>
+              </w:rPr>
+              <w:t>POST /api/v1/teams/status</w:t>
+            </w:r>
+          </w:p>
+        </w:tc>
+        <w:tc>
+          <w:tcPr>
+            <w:tcW w:type="dxa" w:w="1440"/>
+          </w:tcPr>
+          <w:p>
+            <w:r/>
+            <w:r>
+              <w:rPr>
+                <w:sz w:val="20"/>
+              </w:rPr>
+              <w:t>Team only</w:t>
+            </w:r>
+          </w:p>
+        </w:tc>
+        <w:tc>
+          <w:tcPr>
+            <w:tcW w:type="dxa" w:w="3888"/>
+          </w:tcPr>
+          <w:p>
+            <w:r/>
+            <w:r>
+              <w:rPr>
+                <w:sz w:val="20"/>
+              </w:rPr>
+              <w:t>A crew claims a report (on site or dispatched) or stands down</w:t>
             </w:r>
           </w:p>
         </w:tc>
@@ -2533,7 +2651,7 @@
         <w:pStyle w:val="ListNumber"/>
       </w:pPr>
       <w:r>
-        <w:t>Read the output:26 PASS lines and the final ALL SMOKE TESTS PASSED. A FAIL line prints the value the server returned and the value that was expected.</w:t>
+        <w:t>Read the output: 35 PASS lines and the final ALL SMOKE TESTS PASSED. A FAIL line prints the value the server returned and the value that was expected.</w:t>
       </w:r>
     </w:p>
     <w:p>
@@ -3133,7 +3251,7 @@
               <w:rPr>
                 <w:sz w:val="20"/>
               </w:rPr>
-              <w:t>The municipal dashboard</w:t>
+              <w:t>The Staff Portal (municipal dashboard)</w:t>
             </w:r>
           </w:p>
         </w:tc>
@@ -3177,7 +3295,51 @@
               <w:rPr>
                 <w:sz w:val="20"/>
               </w:rPr>
-              <w:t>The municipal dashboard</w:t>
+              <w:t>The Staff Portal (municipal dashboard)</w:t>
+            </w:r>
+          </w:p>
+        </w:tc>
+      </w:tr>
+      <w:tr>
+        <w:tc>
+          <w:tcPr>
+            <w:tcW w:type="dxa" w:w="3456"/>
+          </w:tcPr>
+          <w:p>
+            <w:r/>
+            <w:r>
+              <w:rPr>
+                <w:sz w:val="20"/>
+              </w:rPr>
+              <w:t>teama@staff.com through teamh@staff.com</w:t>
+            </w:r>
+          </w:p>
+        </w:tc>
+        <w:tc>
+          <w:tcPr>
+            <w:tcW w:type="dxa" w:w="2016"/>
+          </w:tcPr>
+          <w:p>
+            <w:r/>
+            <w:r>
+              <w:rPr>
+                <w:sz w:val="20"/>
+              </w:rPr>
+              <w:t>team123</w:t>
+            </w:r>
+          </w:p>
+        </w:tc>
+        <w:tc>
+          <w:tcPr>
+            <w:tcW w:type="dxa" w:w="3456"/>
+          </w:tcPr>
+          <w:p>
+            <w:r/>
+            <w:r>
+              <w:rPr>
+                <w:sz w:val="20"/>
+              </w:rPr>
+              <w:t>The Team Portal for crews A to H</w:t>
             </w:r>
           </w:p>
         </w:tc>
@@ -3186,7 +3348,7 @@
     <w:p/>
     <w:p>
       <w:r>
-        <w:t>One page handles both sides: the role comes from the account, so a staff sign-in goes to the dashboard and everything else goes to the resident app.</w:t>
+        <w:t>One page handles every side: the role comes from the account, so a staff sign-in opens the Staff Portal, a team sign-in opens that crew's portal (Team A Portal, Team B Portal, and so on), and everything else goes to the resident app.</w:t>
       </w:r>
     </w:p>
     <w:p>
